--- a/Система/Созыкин/4 - модели ISO OSI.docx
+++ b/Система/Созыкин/4 - модели ISO OSI.docx
@@ -16,7 +16,11 @@
       </w:pPr>
       <w:r>
         <w:rPr/>
-        <w:t>В виде чего строятся сети?</w:t>
+        <w:t xml:space="preserve">Как </w:t>
+      </w:r>
+      <w:r>
+        <w:rPr/>
+        <w:t>строятся сети?</w:t>
       </w:r>
     </w:p>
     <w:p>
@@ -83,7 +87,27 @@
       </w:pPr>
       <w:r>
         <w:rPr/>
-        <w:t>Ответ на этот вопрос дают эталонные модели компьютерных сетей.</w:t>
+        <w:t>Описано в</w:t>
+      </w:r>
+      <w:r>
+        <w:rPr/>
+        <w:t xml:space="preserve"> эталонны</w:t>
+      </w:r>
+      <w:r>
+        <w:rPr/>
+        <w:t>х</w:t>
+      </w:r>
+      <w:r>
+        <w:rPr/>
+        <w:t xml:space="preserve"> модел</w:t>
+      </w:r>
+      <w:r>
+        <w:rPr/>
+        <w:t>ях</w:t>
+      </w:r>
+      <w:r>
+        <w:rPr/>
+        <w:t xml:space="preserve"> компьютерных сетей.</w:t>
       </w:r>
     </w:p>
     <w:p>
@@ -133,7 +157,49 @@
       </w:pPr>
       <w:r>
         <w:rPr/>
-        <w:t>Это модель, которая описывает сервисы и уровни сети.</w:t>
+        <w:t xml:space="preserve">Это </w:t>
+      </w:r>
+      <w:r>
+        <w:rPr/>
+        <w:t>теоретическая схема</w:t>
+      </w:r>
+      <w:r>
+        <w:rPr/>
+        <w:t xml:space="preserve">, которая описывает как данные передаются по сети от одного устройства к другому. </w:t>
+      </w:r>
+    </w:p>
+    <w:p>
+      <w:pPr>
+        <w:pStyle w:val="Normal"/>
+        <w:tabs>
+          <w:tab w:val="clear" w:pos="708"/>
+          <w:tab w:val="left" w:pos="851" w:leader="none"/>
+          <w:tab w:val="left" w:pos="1418" w:leader="none"/>
+        </w:tabs>
+        <w:spacing w:before="0" w:after="0"/>
+        <w:jc w:val="both"/>
+        <w:rPr/>
+      </w:pPr>
+      <w:r>
+        <w:rPr/>
+        <w:t>Эталонные модели нужны для универсализации, упрощения и стандартизации сетевого взаимодействия, разделяя его на уровни.</w:t>
+      </w:r>
+    </w:p>
+    <w:p>
+      <w:pPr>
+        <w:pStyle w:val="Normal"/>
+        <w:tabs>
+          <w:tab w:val="clear" w:pos="708"/>
+          <w:tab w:val="left" w:pos="851" w:leader="none"/>
+          <w:tab w:val="left" w:pos="1418" w:leader="none"/>
+        </w:tabs>
+        <w:spacing w:before="0" w:after="0"/>
+        <w:jc w:val="both"/>
+        <w:rPr/>
+      </w:pPr>
+      <w:r>
+        <w:rPr/>
+        <w:t xml:space="preserve">Они позволяют различным устройствам обмениваться данными, независимо от производителя, и служат основой для обучения и развития сетевых технологий. </w:t>
       </w:r>
     </w:p>
     <w:p>
@@ -312,7 +378,25 @@
       </w:pPr>
       <w:r>
         <w:rPr/>
-        <w:t>В 1983г международной организацией по стандартизации.</w:t>
+        <w:t xml:space="preserve">В 1983г международной организацией по стандартизации </w:t>
+      </w:r>
+      <w:r>
+        <w:rPr/>
+        <w:t>(</w:t>
+      </w:r>
+      <w:r>
+        <w:rPr>
+          <w:lang w:val="en-US"/>
+        </w:rPr>
+        <w:t>International Organization for Standardization, ISO</w:t>
+      </w:r>
+      <w:r>
+        <w:rPr/>
+        <w:t>)</w:t>
+      </w:r>
+      <w:r>
+        <w:rPr/>
+        <w:t>.</w:t>
       </w:r>
     </w:p>
     <w:p>
@@ -1291,15 +1375,7 @@
       </w:pPr>
       <w:r>
         <w:rPr/>
-        <w:t xml:space="preserve">Что делает </w:t>
-      </w:r>
-      <w:r>
-        <w:rPr/>
-        <w:t>сеансовый</w:t>
-      </w:r>
-      <w:r>
-        <w:rPr/>
-        <w:t xml:space="preserve"> уровень?</w:t>
+        <w:t>Что делает сеансовый уровень?</w:t>
       </w:r>
     </w:p>
     <w:p>
@@ -1417,15 +1493,7 @@
       </w:pPr>
       <w:r>
         <w:rPr/>
-        <w:t xml:space="preserve">Задает формат в котором данные передаются по сети и при этом обеспечивает согласование синтаксиса и семантики передаваемых </w:t>
-      </w:r>
-      <w:r>
-        <w:rPr/>
-        <w:t>данных</w:t>
-      </w:r>
-      <w:r>
-        <w:rPr/>
-        <w:t xml:space="preserve"> — т. е. </w:t>
+        <w:t xml:space="preserve">Задает формат в котором данные передаются по сети и при этом обеспечивает согласование синтаксиса и семантики передаваемых данных — т. е. </w:t>
       </w:r>
       <w:r>
         <w:rPr>
@@ -1471,7 +1539,9 @@
         </w:rPr>
       </w:pPr>
       <w:r>
-        <w:rPr/>
+        <w:rPr>
+          <w:lang w:val="ru-RU"/>
+        </w:rPr>
       </w:r>
     </w:p>
     <w:p>
@@ -1514,7 +1584,9 @@
         </w:rPr>
       </w:pPr>
       <w:r>
-        <w:rPr/>
+        <w:rPr>
+          <w:lang w:val="en-US"/>
+        </w:rPr>
       </w:r>
     </w:p>
     <w:p>
@@ -2329,6 +2401,7 @@
     <w:rsid w:val="00b915b7"/>
     <w:pPr>
       <w:widowControl/>
+      <w:suppressAutoHyphens w:val="true"/>
       <w:bidi w:val="0"/>
       <w:spacing w:lineRule="auto" w:line="240" w:before="0" w:after="160"/>
       <w:jc w:val="left"/>
